--- a/paper/prev/cipherflute_wiss2026_v1.2_prev.docx
+++ b/paper/prev/cipherflute_wiss2026_v1.2_prev.docx
@@ -77,200 +77,7 @@
         <w:pStyle w:val="aff0"/>
       </w:pPr>
       <w:r>
-        <w:rPr>
-          <w:rFonts w:eastAsia="ＭＳ ゴシック"/>
-          <w:b/>
-        </w:rPr>
-        <w:t>概要．</w:t>
-      </w:r>
-      <w:r>
-        <w:t xml:space="preserve">　暗証番号や合言葉のような気軽な秘密から，暗号資産の復元用パスフレーズのような重要な秘密まで，少量の秘密情報を，電源も電子部品も持たない</w:t>
-      </w:r>
-      <w:r>
-        <w:t>3D</w:t>
-      </w:r>
-      <w:r>
-        <w:t>プリントの笛</w:t>
-      </w:r>
-      <w:r>
-        <w:rPr>
-          <w:rFonts w:hint="eastAsia"/>
-        </w:rPr>
-        <w:t>を日用品へと</w:t>
-      </w:r>
-      <w:r>
-        <w:t>埋め込み，吹いて読み出す手法「</w:t>
-      </w:r>
-      <w:r>
-        <w:t>CipherFlute</w:t>
-      </w:r>
-      <w:r>
-        <w:t>」を提案する．管の長さを変えると音の高さが変わる</w:t>
-      </w:r>
-      <w:r>
-        <w:rPr>
-          <w:rFonts w:hint="eastAsia"/>
-        </w:rPr>
-        <w:t>笛の音の高さを符号として</w:t>
-      </w:r>
-      <w:r>
-        <w:rPr>
-          <w:rFonts w:hint="eastAsia"/>
-        </w:rPr>
-        <w:t>，</w:t>
-      </w:r>
-      <w:r>
-        <w:rPr>
-          <w:rFonts w:hint="eastAsia"/>
-        </w:rPr>
-        <w:t>複数の笛によりエンコーディングを行う．</w:t>
-      </w:r>
-      <w:r>
-        <w:rPr>
-          <w:rFonts w:hint="eastAsia"/>
-        </w:rPr>
-        <w:t>実装した小型の笛ユニットは</w:t>
-      </w:r>
-      <w:r>
-        <w:t xml:space="preserve"> </w:t>
-      </w:r>
-      <w:r>
-        <w:t>F#6</w:t>
-      </w:r>
-      <w:r>
-        <w:t>から</w:t>
-      </w:r>
-      <w:r>
-        <w:t>F#7</w:t>
-      </w:r>
-      <w:r>
-        <w:t>までの</w:t>
-      </w:r>
-      <w:r>
-        <w:t>13</w:t>
-      </w:r>
-      <w:r>
-        <w:rPr>
-          <w:rFonts w:hint="eastAsia"/>
-        </w:rPr>
-        <w:t>音が活用可能であり</w:t>
-      </w:r>
-      <w:r>
-        <w:t>，笛</w:t>
-      </w:r>
-      <w:r>
-        <w:t>1</w:t>
-      </w:r>
-      <w:r>
-        <w:t>本あたり約</w:t>
-      </w:r>
-      <w:r>
-        <w:t>3.7</w:t>
-      </w:r>
-      <w:r>
-        <w:t>ビットを</w:t>
-      </w:r>
-      <w:r>
-        <w:rPr>
-          <w:rFonts w:hint="eastAsia"/>
-        </w:rPr>
-        <w:t>担うことができる</w:t>
-      </w:r>
-      <w:r>
-        <w:t>．</w:t>
-      </w:r>
-      <w:r>
-        <w:t>暗証番号なら数本，</w:t>
-      </w:r>
-      <w:r>
-        <w:t>128</w:t>
-      </w:r>
-      <w:r>
-        <w:t>bit</w:t>
-      </w:r>
-      <w:r>
-        <w:t>の復元用情報なら基準笛と誤り訂正を含めて約</w:t>
-      </w:r>
-      <w:r>
-        <w:t>40</w:t>
-      </w:r>
-      <w:r>
-        <w:t>本というように，求める強度に応じた本数の笛を採用して，</w:t>
-      </w:r>
-      <w:r>
-        <w:rPr>
-          <w:rFonts w:hint="eastAsia"/>
-        </w:rPr>
-        <w:t>カード</w:t>
-      </w:r>
-      <w:r>
-        <w:rPr>
-          <w:rFonts w:hint="eastAsia"/>
-        </w:rPr>
-        <w:t>，アクセサリ</w:t>
-      </w:r>
-      <w:r>
-        <w:t>や置物といった日用品に</w:t>
-      </w:r>
-      <w:r>
-        <w:t>埋め込める．</w:t>
-      </w:r>
-      <w:r>
-        <w:rPr>
-          <w:rFonts w:hint="eastAsia"/>
-        </w:rPr>
-        <w:t>提案手法はデコード時の守秘性は低いが，</w:t>
-      </w:r>
-      <w:r>
-        <w:t>日用品に笛を溶け込ませることで秘密の在りかを分かりにくくできること，および正当な利用者が特別な機器を使わず息とスマートフォンだけで読み出せること</w:t>
-      </w:r>
-      <w:r>
-        <w:rPr>
-          <w:rFonts w:hint="eastAsia"/>
-        </w:rPr>
-        <w:t>が特徴であ</w:t>
-      </w:r>
-      <w:r>
-        <w:rPr>
-          <w:rFonts w:hint="eastAsia"/>
-        </w:rPr>
-        <w:t>り，秘密情報のバックアップとしての活用が期待できる</w:t>
-      </w:r>
-      <w:r>
-        <w:t>．</w:t>
-      </w:r>
-      <w:r>
-        <w:t>気温や息の強さによる音のずれを打ち消す</w:t>
-      </w:r>
-      <w:r>
-        <w:rPr>
-          <w:rFonts w:hint="eastAsia"/>
-        </w:rPr>
-        <w:t>機構を</w:t>
-      </w:r>
-      <w:r>
-        <w:rPr>
-          <w:rFonts w:hint="eastAsia"/>
-        </w:rPr>
-        <w:t>備える．実験により温度差に対する頑健さ，および</w:t>
-      </w:r>
-      <w:r>
-        <w:t>128bit</w:t>
-      </w:r>
-      <w:r>
-        <w:rPr>
-          <w:rFonts w:hint="eastAsia"/>
-        </w:rPr>
-        <w:t>暗号のエンコードと</w:t>
-      </w:r>
-      <w:r>
-        <w:rPr>
-          <w:rFonts w:hint="eastAsia"/>
-        </w:rPr>
-        <w:t>デコードを検証した</w:t>
-      </w:r>
-      <w:r>
-        <w:t>．</w:t>
+        <w:t>概要．　暗証番号や合言葉のような気軽な秘密から，暗号資産の復元用パスフレーズのような重要な秘密まで，少量の秘密情報を，電源も電子部品も持たない3Dプリントの笛を日用品へと埋め込み，吹いて読み出す手法「CipherFlute」を提案する．管の長さを変えると音の高さが変わる笛の音の高さを符号として，複数の笛によりエンコーディングを行う．実装した小型の笛ユニットは F#6からF#7までの13音が活用可能であり，笛1本あたり約3.7bitを担うことができる．暗証番号なら数本，128bitの復元用情報なら基準笛と誤り訂正を含めて約40本というように，求める強度に応じた本数の笛を採用して，カード，アクセサリや置物といった日用品に埋め込める．提案手法はデコード時の守秘性は低いが，日用品に笛を溶け込ませることで秘密の在りかを分かりにくくできること，および正当な利用者が特別な機器を使わず息とスマートフォンだけで読み出せることが特徴であり，秘密情報のバックアップとしての活用が期待できる．気温や息の強さによる音のずれを打ち消す機構を備える．実験により温度差に対する頑健さ，および128bit暗号のエンコードとデコードを検証した．</w:t>
       </w:r>
     </w:p>
     <w:p>
@@ -380,34 +187,7 @@
         </w:rPr>
       </w:pPr>
       <w:r>
-        <w:t>暗号資産のウォレットや電子署名の普及に伴い，パスワードも端末もすべて失ったときに最後の頼りとなる復元用の秘密（リカバリーシードと呼ばれる百数十ビットの情報）を，どのような物理的な形で保管するかが現実の課題になっている．実務では，この秘密を金属板に刻印する製品群が定着しており，火災や水害に強い優れた解である</w:t>
-      </w:r>
-      <w:r>
-        <w:t>[15]</w:t>
-      </w:r>
-      <w:r>
-        <w:t>．しかしこれらの担体には共通の弱点がある．見た目が明らかに「秘密の保管物」であるため，侵入者に発見された時点で持ち去りの標的になることを避けられない．一方，日常には，暗証番号や合言葉，贈り物やイベントの合図のように，もっと気軽に扱いたい小さな秘密も数多くある．こうした秘密を，改まった保管庫ではなく身の回りの日用品に</w:t>
-      </w:r>
-      <w:r>
-        <w:t>埋め込</w:t>
-      </w:r>
-      <w:r>
-        <w:rPr>
-          <w:rFonts w:hint="eastAsia"/>
-        </w:rPr>
-        <w:t>む</w:t>
-      </w:r>
-      <w:r>
-        <w:rPr>
-          <w:rFonts w:hint="eastAsia"/>
-        </w:rPr>
-        <w:t>ことを考える</w:t>
-      </w:r>
-      <w:r>
-        <w:rPr>
-          <w:rFonts w:hint="eastAsia"/>
-        </w:rPr>
-        <w:t>．</w:t>
+        <w:t>暗号資産のウォレットや電子署名の普及に伴い，パスワードも端末もすべて失ったときに最後の頼りとなる復元用の秘密（リカバリーシードと呼ばれる百数十bitの情報）を，どのような物理的な形で保管するかが現実の課題になっている．実務では，この秘密を金属板に刻印する製品群が定着しており，火災や水害に強い優れた解である[15]．しかしこれらの担体には共通の弱点がある．見た目が明らかに「秘密の保管物」であるため，侵入者に発見された時点で持ち去りの標的になることを避けられない．一方，日常には，暗証番号や合言葉，贈り物やイベントの合図のように，もっと気軽に扱いたい小さな秘密も数多くある．こうした秘密を，改まった保管庫ではなく身の回りの日用品に埋め込むことを考える．</w:t>
       </w:r>
     </w:p>
     <w:p>
@@ -613,113 +393,7 @@
         <w:ind w:firstLine="180"/>
       </w:pPr>
       <w:r>
-        <w:t>本手法で運べる情報量は，用途に応じて選ぶ</w:t>
-      </w:r>
-      <w:r>
-        <w:rPr>
-          <w:rFonts w:hint="eastAsia"/>
-        </w:rPr>
-        <w:t>ことができる．</w:t>
-      </w:r>
-      <w:r>
-        <w:t>暗証番号や合言葉，贈り物やイベントの合図，体験型のセキュリティ教育といった少ない</w:t>
-      </w:r>
-      <w:r>
-        <w:t>bit</w:t>
-      </w:r>
-      <w:r>
-        <w:rPr>
-          <w:rFonts w:hint="eastAsia"/>
-        </w:rPr>
-        <w:t>数で</w:t>
-      </w:r>
-      <w:r>
-        <w:rPr>
-          <w:rFonts w:hint="eastAsia"/>
-        </w:rPr>
-        <w:t>足りる</w:t>
-      </w:r>
-      <w:r>
-        <w:rPr>
-          <w:rFonts w:hint="eastAsia"/>
-        </w:rPr>
-        <w:t>カジュアルな利用シーンでは，</w:t>
-      </w:r>
-      <w:r>
-        <w:t>，笛数本から</w:t>
-      </w:r>
-      <w:r>
-        <w:t>10</w:t>
-      </w:r>
-      <w:r>
-        <w:t>本程度の小さな</w:t>
-      </w:r>
-      <w:r>
-        <w:rPr>
-          <w:rFonts w:hint="eastAsia"/>
-        </w:rPr>
-        <w:t>構成</w:t>
-      </w:r>
-      <w:r>
-        <w:t>で足りる．人が記憶して使うパスワードの実</w:t>
-      </w:r>
-      <w:r>
-        <w:lastRenderedPageBreak/>
-        <w:t>効的な情報量も数十ビット程度に留まる．一方で，</w:t>
-      </w:r>
-      <w:r>
-        <w:t>128</w:t>
-      </w:r>
-      <w:r>
-        <w:t>ビットの</w:t>
-      </w:r>
-      <w:r>
-        <w:rPr>
-          <w:rFonts w:hint="eastAsia"/>
-        </w:rPr>
-        <w:t>リカバリーシード</w:t>
-      </w:r>
-      <w:r>
-        <w:t>を</w:t>
-      </w:r>
-      <w:r>
-        <w:rPr>
-          <w:rFonts w:hint="eastAsia"/>
-        </w:rPr>
-        <w:t>保管することも可能であり，</w:t>
-      </w:r>
-      <w:r>
-        <w:t>約</w:t>
-      </w:r>
-      <w:r>
-        <w:t>40</w:t>
-      </w:r>
-      <w:r>
-        <w:t>本</w:t>
-      </w:r>
-      <w:r>
-        <w:rPr>
-          <w:rFonts w:hint="eastAsia"/>
-        </w:rPr>
-        <w:t>の笛</w:t>
-      </w:r>
-      <w:r>
-        <w:t>で</w:t>
-      </w:r>
-      <w:r>
-        <w:rPr>
-          <w:rFonts w:hint="eastAsia"/>
-        </w:rPr>
-        <w:t>エンコーディングできる</w:t>
-      </w:r>
-      <w:r>
-        <w:t>（</w:t>
-      </w:r>
-      <w:r>
-        <w:t>3</w:t>
-      </w:r>
-      <w:r>
-        <w:t>章）．このように，気軽な暗証番号から本格的な鍵管理まで，同じしくみを幅広く気軽に使える点が本手法の特徴である．</w:t>
+        <w:t>本手法で運べる情報量は，用途に応じて選ぶことができる．暗証番号や合言葉，贈り物やイベントの合図，体験型のセキュリティ教育といった少ないbit数で足りるカジュアルな利用シーンでは，，笛数本から10本程度の小さな構成で足りる．人が記憶して使うパスワードの実効的な情報量も数十bit程度に留まる．一方で，128bitのリカバリーシードを保管することも可能であり，約40本の笛でエンコーディングできる（3章）．このように，気軽な暗証番号から本格的な鍵管理まで，同じしくみを幅広く気軽に使える点が本手法の特徴である．</w:t>
       </w:r>
     </w:p>
     <w:p>
@@ -729,37 +403,7 @@
         <w:ind w:firstLine="180"/>
       </w:pPr>
       <w:r>
-        <w:t>本研究の貢献は次の</w:t>
-      </w:r>
-      <w:r>
-        <w:t>4</w:t>
-      </w:r>
-      <w:r>
-        <w:t>点である．第一に，従来は数ビット程度の識別番号を担わせるものだった「吹くと鳴る</w:t>
-      </w:r>
-      <w:r>
-        <w:t>3D</w:t>
-      </w:r>
-      <w:r>
-        <w:t>プリント物」を，求める強度に応じて</w:t>
-      </w:r>
-      <w:r>
-        <w:rPr>
-          <w:rFonts w:hint="eastAsia"/>
-        </w:rPr>
-        <w:t>保管</w:t>
-      </w:r>
-      <w:r>
-        <w:rPr>
-          <w:rFonts w:hint="eastAsia"/>
-        </w:rPr>
-        <w:t>できる</w:t>
-      </w:r>
-      <w:r>
-        <w:t>データ担体へ拡張し，そのための設計（管の長さと音の高さの対応式にもとづく符号化，誤り訂正，容量の見積もり）を確立する．第二に，基準となる笛との音の高さの比で読むことで，気温や息の強さによるずれを打ち消す自己補正のしくみを示す．第三に，どの層が秘密を守り，どの層は守らないのかを明示した</w:t>
-      </w:r>
-      <w:r>
-        <w:t>脅威モデルを提示する．第四に，実物の印刷から復元までを通しで実証し，さらに複数の応用シナリオへ展開する．</w:t>
+        <w:t>本研究の貢献は次の4点である．第一に，従来は数bit程度の識別番号を担わせるものだった「吹くと鳴る3Dプリント物」を，求める強度に応じて保管できるデータ担体へ拡張し，そのための設計（管の長さと音の高さの対応式にもとづく符号化，誤り訂正，容量の見積もり）を確立する．第二に，基準となる笛との音の高さの比で読むことで，気温や息の強さによるずれを打ち消す自己補正のしくみを示す．第三に，どの層が秘密を守り，どの層は守らないのかを明示した脅威モデルを提示する．第四に，実物の印刷から復元までを通しで実証し，さらに複数の応用シナリオへ展開する．</w:t>
       </w:r>
     </w:p>
     <w:p>
@@ -789,55 +433,7 @@
         <w:ind w:firstLine="180"/>
       </w:pPr>
       <w:r>
-        <w:t>物体の内部や製造の副産物に情報を埋め込む研究は多くある．</w:t>
-      </w:r>
-      <w:r>
-        <w:t>InfraStructs[4]</w:t>
-      </w:r>
-      <w:r>
-        <w:t>は内部の空隙パターンをテラヘルツ波の撮像で読み，</w:t>
-      </w:r>
-      <w:r>
-        <w:t>AirCode[3]</w:t>
-      </w:r>
-      <w:r>
-        <w:t>は表面直下の空気ポケットを特殊な撮影で読む．</w:t>
-      </w:r>
-      <w:r>
-        <w:t>LayerCode[5]</w:t>
-      </w:r>
-      <w:r>
-        <w:t>は</w:t>
-      </w:r>
-      <w:r>
-        <w:t>3D</w:t>
-      </w:r>
-      <w:r>
-        <w:t>プリントの積層をバーコードとして通常のカメラで読み，</w:t>
-      </w:r>
-      <w:r>
-        <w:t>G-ID[6]</w:t>
-      </w:r>
-      <w:r>
-        <w:t>はスライサ設定の副産物の模様で個体を識別する（約</w:t>
-      </w:r>
-      <w:r>
-        <w:t>14</w:t>
-      </w:r>
-      <w:r>
-        <w:t>ビット相当）．</w:t>
-      </w:r>
-      <w:r>
-        <w:t>StructCode[11]</w:t>
-      </w:r>
-      <w:r>
-        <w:t>はレーザーカットの継ぎ目の寸法に，</w:t>
-      </w:r>
-      <w:r>
-        <w:t>Seedmarkers[10]</w:t>
-      </w:r>
-      <w:r>
-        <w:t>は輪郭に溶け込む視覚マーカーに情報を載せる．これらはいずれも光を使った読み出しであり，撮影や走査によって所有者の関与なく読める．また運べる量は識別番号程度で，秘密情報を守るための脅威モデル（どんな攻撃者から何を守るかの整理）を持たない．</w:t>
+        <w:t>物体の内部や製造の副産物に情報を埋め込む研究は多くある．InfraStructs[4]は内部の空隙パターンをテラヘルツ波の撮像で読み，AirCode[3]は表面直下の空気ポケットを特殊な撮影で読む．LayerCode[5]は3Dプリントの積層をバーコードとして通常のカメラで読み，G-ID[6]はスライサ設定の副産物の模様で個体を識別する（約14bit相当）．StructCode[11]はレーザーカットの継ぎ目の寸法に，Seedmarkers[10]は輪郭に溶け込む視覚マーカーに情報を載せる．これらはいずれも光を使った読み出しであり，撮影や走査によって所有者の関与なく読める．また運べる量は識別番号程度で，秘密情報を守るための脅威モデル（どんな攻撃者から何を守るかの整理）を持たない．</w:t>
       </w:r>
     </w:p>
     <w:p>
@@ -857,61 +453,7 @@
         <w:ind w:firstLine="180"/>
       </w:pPr>
       <w:r>
-        <w:t>音で物体を読む系譜では，</w:t>
-      </w:r>
-      <w:r>
-        <w:t>Acoustic Barcodes[7]</w:t>
-      </w:r>
-      <w:r>
-        <w:t>が表面の刻み目をこすった音から識別番号を復元し，</w:t>
-      </w:r>
-      <w:r>
-        <w:t>Lamello[8]</w:t>
-      </w:r>
-      <w:r>
-        <w:t>はくし歯の長さと固有振動数の対応で入力位置を検出した．</w:t>
-      </w:r>
-      <w:r>
-        <w:t>Acoustruments[9]</w:t>
-      </w:r>
-      <w:r>
-        <w:t>はスマートフォンが発する超音波を</w:t>
-      </w:r>
-      <w:r>
-        <w:t>3D</w:t>
-      </w:r>
-      <w:r>
-        <w:t>プリントの管で変調して操作を認識する．</w:t>
-      </w:r>
-      <w:r>
-        <w:t>Acoustic Voxels[2]</w:t>
-      </w:r>
-      <w:r>
-        <w:t>は内部空洞の音響応答を計算で設計し，置物に音の署名を埋め込めることを示した．そして本研究に機構がもっとも近い</w:t>
-      </w:r>
-      <w:r>
-        <w:t>Blowhole[1]</w:t>
-      </w:r>
-      <w:r>
-        <w:t>は，</w:t>
-      </w:r>
-      <w:r>
-        <w:t>3D</w:t>
-      </w:r>
-      <w:r>
-        <w:t>プリント物の内部空洞に息を吹き込んで生じる共鳴音でタグを識別する．ただし</w:t>
-      </w:r>
-      <w:r>
-        <w:t>Blowhole</w:t>
-      </w:r>
-      <w:r>
-        <w:t>の目的は模型の部位識別であり，多くのビットを運ぶ符号化，狙った音の高さに合わせ込む調律，秘密分散との統合のいずれも扱っていない．本研究はこれらの蓄積の上に立ち，応用を再定義して，運べる量を工学的に広げる（表</w:t>
-      </w:r>
-      <w:r>
-        <w:t>1</w:t>
-      </w:r>
-      <w:r>
-        <w:t>）．</w:t>
+        <w:t>音で物体を読む系譜では，Acoustic Barcodes[7]が表面の刻み目をこすった音から識別番号を復元し，Lamello[8]はくし歯の長さと固有振動数の対応で入力位置を検出した．Acoustruments[9]はスマートフォンが発する超音波を3Dプリントの管で変調して操作を認識する．Acoustic Voxels[2]は内部空洞の音響応答を計算で設計し，置物に音の署名を埋め込めることを示した．そして本研究に機構がもっとも近いBlowhole[1]は，3Dプリント物の内部空洞に息を吹き込んで生じる共鳴音でタグを識別する．ただしBlowholeの目的は模型の部位識別であり，多くのbitを運ぶ符号化，狙った音の高さに合わせ込む調律，秘密分散との統合のいずれも扱っていない．本研究はこれらの蓄積の上に立ち，応用を再定義して，運べる量を工学的に広げる（表1）．</w:t>
       </w:r>
     </w:p>
     <w:p>
@@ -2418,133 +1960,7 @@
         <w:ind w:firstLine="180"/>
       </w:pPr>
       <w:r>
-        <w:t>発音体には，小型の</w:t>
-      </w:r>
-      <w:r>
-        <w:rPr>
-          <w:rFonts w:hint="eastAsia"/>
-        </w:rPr>
-        <w:t>円筒型</w:t>
-      </w:r>
-      <w:r>
-        <w:rPr>
-          <w:rFonts w:hint="eastAsia"/>
-        </w:rPr>
-        <w:t>を</w:t>
-      </w:r>
-      <w:r>
-        <w:t>軸方向に半分に割った断面の笛（厚さ</w:t>
-      </w:r>
-      <w:r>
-        <w:t>4 mm</w:t>
-      </w:r>
-      <w:r>
-        <w:t>，幅</w:t>
-      </w:r>
-      <w:r>
-        <w:t>7 mm</w:t>
-      </w:r>
-      <w:r>
-        <w:t>）を用いる．家庭用の</w:t>
-      </w:r>
-      <w:r>
-        <w:t>3D</w:t>
-      </w:r>
-      <w:r>
-        <w:t>プリンタにサポート材なしで平置きで印刷でき，複数本を密着させて融合できる（図</w:t>
-      </w:r>
-      <w:r>
-        <w:t>2</w:t>
-      </w:r>
-      <w:r>
-        <w:t>）．最終的な応用では，求める暗号強度に応じた本数の笛を採用し，日用品の形に合わせて自由なレイアウトで配置する．</w:t>
-      </w:r>
-      <w:r>
-        <w:t>管の長さ</w:t>
-      </w:r>
-      <w:r>
-        <w:t>L [mm]</w:t>
-      </w:r>
-      <w:r>
-        <w:t>と音の高さ（基本周波数</w:t>
-      </w:r>
-      <w:r>
-        <w:t>f [Hz]</w:t>
-      </w:r>
-      <w:r>
-        <w:t>）の関係は，</w:t>
-      </w:r>
-      <w:r>
-        <w:t xml:space="preserve">f = A/(L+e) </w:t>
-      </w:r>
-      <w:r>
-        <w:t>という単純な式でよく近似できる（</w:t>
-      </w:r>
-      <w:r>
-        <w:t>A</w:t>
-      </w:r>
-      <w:r>
-        <w:t>は笛の形状で決まる定数，</w:t>
-      </w:r>
-      <w:r>
-        <w:t>e</w:t>
-      </w:r>
-      <w:r>
-        <w:t>は管の端の効果を吸収する補正の長さである）．</w:t>
-      </w:r>
-      <w:r>
-        <w:rPr>
-          <w:rFonts w:hint="eastAsia"/>
-        </w:rPr>
-        <w:t>採用した発音体は</w:t>
-      </w:r>
-      <w:r>
-        <w:t>A = 86718</w:t>
-      </w:r>
-      <w:r>
-        <w:t>，</w:t>
-      </w:r>
-      <w:r>
-        <w:t xml:space="preserve">e = −11.81 </w:t>
-      </w:r>
-      <w:r>
-        <w:t>であり</w:t>
-      </w:r>
-      <w:r>
-        <w:rPr>
-          <w:rFonts w:hint="eastAsia"/>
-        </w:rPr>
-        <w:t>，</w:t>
-      </w:r>
-      <w:r>
-        <w:rPr>
-          <w:rFonts w:hint="eastAsia"/>
-        </w:rPr>
-        <w:t>使用</w:t>
-      </w:r>
-      <w:r>
-        <w:rPr>
-          <w:rFonts w:hint="eastAsia"/>
-        </w:rPr>
-        <w:t>する音階の笛</w:t>
-      </w:r>
-      <w:r>
-        <w:t>13</w:t>
-      </w:r>
-      <w:r>
-        <w:t>本すべてが狙いから</w:t>
-      </w:r>
-      <w:r>
-        <w:t>±6</w:t>
-      </w:r>
-      <w:r>
-        <w:t>セント以内で鳴った（詳細は</w:t>
-      </w:r>
-      <w:r>
-        <w:t>5</w:t>
-      </w:r>
-      <w:r>
-        <w:t>章）．</w:t>
+        <w:t>発音体には，小型の円筒型を軸方向に半分に割った断面の笛（厚さ4 mm，幅7 mm）を用いる．家庭用の3Dプリンタにサポート材なしで平置きで印刷でき，複数本を密着させて融合できる（図2）．最終的な応用では，求める暗号強度に応じた本数の笛を採用し，日用品の形に合わせて自由なレイアウトで配置する．管の長さL [mm]と音の高さ（基本周波数f [Hz]）の関係は，f = A/(L+e) という単純な式でよく近似できる（Aは笛の形状で決まる定数，eは管の端の効果を吸収する補正の長さである）．採用した発音体は</w:t>
       </w:r>
     </w:p>
     <w:p>
@@ -2636,127 +2052,7 @@
         <w:ind w:firstLine="180"/>
       </w:pPr>
       <w:r>
-        <w:t>読み取りの語彙は，あらかじめ決めた音の高さの置き場（以下スロット）である．どのスロットで鳴るかで，笛</w:t>
-      </w:r>
-      <w:r>
-        <w:t>1</w:t>
-      </w:r>
-      <w:r>
-        <w:t>本が</w:t>
-      </w:r>
-      <w:r>
-        <w:t>1</w:t>
-      </w:r>
-      <w:r>
-        <w:t>つの数字を表す．厚壁ヘッドで安定して鳴る音域は，下が</w:t>
-      </w:r>
-      <w:r>
-        <w:t>F#6</w:t>
-      </w:r>
-      <w:r>
-        <w:t>（約</w:t>
-      </w:r>
-      <w:r>
-        <w:t>1480 Hz</w:t>
-      </w:r>
-      <w:r>
-        <w:t>），上が</w:t>
-      </w:r>
-      <w:r>
-        <w:t>F#7</w:t>
-      </w:r>
-      <w:r>
-        <w:t>（約</w:t>
-      </w:r>
-      <w:r>
-        <w:t>2960 Hz</w:t>
-      </w:r>
-      <w:r>
-        <w:t>）までである．この音域を半音（</w:t>
-      </w:r>
-      <w:r>
-        <w:t>100</w:t>
-      </w:r>
-      <w:r>
-        <w:t>セント）刻みで割ると，スロットは</w:t>
-      </w:r>
-      <w:r>
-        <w:t>13</w:t>
-      </w:r>
-      <w:r>
-        <w:t>個になる．較正用の</w:t>
-      </w:r>
-      <w:r>
-        <w:t>13</w:t>
-      </w:r>
-      <w:r>
-        <w:t>本を室温で測ると全部が発音し，隣り合う音の間隔は平均でちょうど</w:t>
-      </w:r>
-      <w:r>
-        <w:t>100</w:t>
-      </w:r>
-      <w:r>
-        <w:t>セントであった．笛</w:t>
-      </w:r>
-      <w:r>
-        <w:t>1</w:t>
-      </w:r>
-      <w:r>
-        <w:t>本が</w:t>
-      </w:r>
-      <w:r>
-        <w:t>13</w:t>
-      </w:r>
-      <w:r>
-        <w:t>通りの</w:t>
-      </w:r>
-      <w:r>
-        <w:t>13</w:t>
-      </w:r>
-      <w:r>
-        <w:rPr>
-          <w:rFonts w:hint="eastAsia"/>
-        </w:rPr>
-        <w:t>進数の</w:t>
-      </w:r>
-      <w:r>
-        <w:t>数字を表すので，</w:t>
-      </w:r>
-      <w:r>
-        <w:t>1</w:t>
-      </w:r>
-      <w:r>
-        <w:t>本あたり約</w:t>
-      </w:r>
-      <w:r>
-        <w:t>3.7</w:t>
-      </w:r>
-      <w:r>
-        <w:t>ビットを運ぶ．スロット数の</w:t>
-      </w:r>
-      <w:r>
-        <w:t>13</w:t>
-      </w:r>
-      <w:r>
-        <w:t>は素数であり，後述の誤り訂正の計算の土台とちょうど</w:t>
-      </w:r>
-      <w:r>
-        <w:t>1</w:t>
-      </w:r>
-      <w:r>
-        <w:t>対</w:t>
-      </w:r>
-      <w:r>
-        <w:t>1</w:t>
-      </w:r>
-      <w:r>
-        <w:t>で対応する（</w:t>
-      </w:r>
-      <w:r>
-        <w:t>3.4</w:t>
-      </w:r>
-      <w:r>
-        <w:t>節）．</w:t>
+        <w:t>読み取りの語彙は，あらかじめ決めた音の高さの置き場（以下スロット）である．どのスロットで鳴るかで，笛1本が1つの数字を表す．厚壁ヘッドで安定して鳴る音域は，下がF#6（約1480 Hz），上がF#7（約2960 Hz）までである．この音域を半音（100セント）刻みで割ると，スロットは13個になる．較正用の13本を室温で測ると全部が発音し，隣り合う音の間隔は平均でちょうど100セントであった．笛1本が13通りの13進数の数字を表すので，1本あたり約3.7bitを運ぶ．スロット数の13は素数であり，後述の誤り訂正の計算の土台とちょうど1対1で対応する（3.4節）．</w:t>
       </w:r>
     </w:p>
     <w:p>
@@ -3089,100 +2385,10 @@
         <w:spacing w:line="260" w:lineRule="exact"/>
         <w:ind w:firstLine="180"/>
       </w:pPr>
-      <w:r>
-        <w:t>読み間違いは，誤差の構造上，隣のスロットへ</w:t>
-      </w:r>
-      <w:r>
-        <w:t>1</w:t>
-      </w:r>
       <w:proofErr w:type="gramStart"/>
-      <w:r>
-        <w:t>つず</w:t>
-      </w:r>
-      <w:r>
-        <w:t>れ</w:t>
-      </w:r>
       <w:proofErr w:type="gramEnd"/>
       <w:r>
-        <w:t>る形が支配的になると想定される（</w:t>
-      </w:r>
-      <w:r>
-        <w:t>7</w:t>
-      </w:r>
-      <w:r>
-        <w:t>章で実測により確かめる予定である）．また鳴らなかった笛は「欠け」として扱える．そこで，データの笛に加えて検査用の笛を数本足しておき，一部が読み間違われても全体を正しく復元できるようにする（誤り訂正符号．本研究では</w:t>
-      </w:r>
-      <w:r>
-        <w:t>Reed–Solomon</w:t>
-      </w:r>
-      <w:r>
-        <w:t>符号を用いる）．スロット数の</w:t>
-      </w:r>
-      <w:r>
-        <w:t>13</w:t>
-      </w:r>
-      <w:r>
-        <w:t>は素数なので，</w:t>
-      </w:r>
-      <w:r>
-        <w:t>13</w:t>
-      </w:r>
-      <w:r>
-        <w:t>通りの値の足し算と掛け算からなるこの符号の計算の土台をそのまま組むことができ，笛</w:t>
-      </w:r>
-      <w:r>
-        <w:t>1</w:t>
-      </w:r>
-      <w:r>
-        <w:t>本がそのまま計算上の</w:t>
-      </w:r>
-      <w:r>
-        <w:t>1</w:t>
-      </w:r>
-      <w:r>
-        <w:t>記号に対応する．検査用の笛の本数は求める確実さに応じて調整できる設計変数であり，</w:t>
-      </w:r>
-      <w:r>
-        <w:t>0</w:t>
-      </w:r>
-      <w:r>
-        <w:t>本（誤り訂正なし）から必要なだけ増やせる．また，秘密の長さは笛の本数そのものから一意に決まるため，長さを伝えるための追加の笛は必要ない．運べる情報量は採用する笛の本数で決まる．笛</w:t>
-      </w:r>
-      <w:r>
-        <w:t>1</w:t>
-      </w:r>
-      <w:r>
-        <w:t>本あたり約</w:t>
-      </w:r>
-      <w:r>
-        <w:t>3.7</w:t>
-      </w:r>
-      <w:r>
-        <w:t>ビットなので，暗証番号のような数十ビットの秘密なら数本から</w:t>
-      </w:r>
-      <w:r>
-        <w:t>10</w:t>
-      </w:r>
-      <w:r>
-        <w:t>本程度で足り，</w:t>
-      </w:r>
-      <w:r>
-        <w:t>128</w:t>
-      </w:r>
-      <w:r>
-        <w:t>ビットの復元用情報でも基準笛と誤り訂正を含めて約</w:t>
-      </w:r>
-      <w:r>
-        <w:t>40</w:t>
-      </w:r>
-      <w:r>
-        <w:t>本で運べる（表</w:t>
-      </w:r>
-      <w:r>
-        <w:t>2</w:t>
-      </w:r>
-      <w:r>
-        <w:t>）．</w:t>
+        <w:t>読み間違いは，誤差の構造上，隣のスロットへ1つずれる形が支配的になると想定される（7章で実測により確かめる予定である）．また鳴らなかった笛は「欠け」として扱える．そこで，データの笛に加えて検査用の笛を数本足しておき，一部が読み間違われても全体を正しく復元できるようにする（誤り訂正符号．本研究ではReed–Solomon符号を用いる）．スロット数の13は素数なので，13通りの値の足し算と掛け算からなるこの符号の計算の土台をそのまま組むことができ，笛1本がそのまま計算上の1記号に対応する．検査用の笛の本数は求める確実さに応じて調整できる設計変数であり，0本（誤り訂正なし）から必要なだけ増やせる．また，秘密の長さは笛の本数そのものから一意に決まるため，長さを伝えるための追加の笛は必要ない．運べる情報量は採用する笛の本数で決まる．笛1本あたり約3.7bitなので，暗証番号のような数十bitの秘密なら数本から10本程度で足り，128bitの復元用情報でも基準笛と誤り訂正を含めて約40本で運べる（表2）．</w:t>
       </w:r>
     </w:p>
     <w:p>
@@ -3191,25 +2397,7 @@
         <w:ind w:firstLine="160"/>
       </w:pPr>
       <w:r>
-        <w:t>表</w:t>
-      </w:r>
-      <w:r>
-        <w:t>2</w:t>
-      </w:r>
-      <w:r>
-        <w:t xml:space="preserve">　求める強度と必要な笛の本数の対応（笛</w:t>
-      </w:r>
-      <w:r>
-        <w:t>1</w:t>
-      </w:r>
-      <w:r>
-        <w:t>本あたり約</w:t>
-      </w:r>
-      <w:r>
-        <w:t>3.7</w:t>
-      </w:r>
-      <w:r>
-        <w:t>ビット）</w:t>
+        <w:t>表2　求める強度と必要な笛の本数の対応（笛1本あたり約3.7bit）</w:t>
       </w:r>
     </w:p>
     <w:tbl>
@@ -3518,40 +2706,7 @@
         <w:rPr/>
       </w:pPr>
       <w:r>
-        <w:t>秘密そのものを守りたい場合，その保護は秘密分散の数学的性質に任せる．秘密分散は必ず使うものではなく，秘密を複数の物体に分けて分散保管したいときに選べる方法の一つである．たとえば</w:t>
-      </w:r>
-      <w:r>
-        <w:t>128</w:t>
-      </w:r>
-      <w:r>
-        <w:t>ビットの復元用情報を，業界標準の</w:t>
-      </w:r>
-      <w:r>
-        <w:t>SLIP-39[12]</w:t>
-      </w:r>
-      <w:r>
-        <w:t>に準じて「</w:t>
-      </w:r>
-      <w:r>
-        <w:t>3</w:t>
-      </w:r>
-      <w:r>
-        <w:t>つの断片のうち</w:t>
-      </w:r>
-      <w:r>
-        <w:t>2</w:t>
-      </w:r>
-      <w:r>
-        <w:t>つで復元できる」形に分け，各断片を別々の日用品に符号化して離れた場所に置けば，</w:t>
-      </w:r>
-      <w:r>
-        <w:t>1</w:t>
-      </w:r>
-      <w:r>
-        <w:t>か所が破られても秘密は漏れない．復元した値の正しさは，秘密と対になる公開の検証値（公開鍵）との照合で確かめられる．公開鍵をあらかじめ紙や物体，公開の台帳に控えておけば，復元した値から計算し直して一致を見るだけで，正しく復元できたかを誰でも確かめられる．</w:t>
-      </w:r>
-      <w:r>
-        <w:t xml:space="preserve"> </w:t>
+        <w:t xml:space="preserve">秘密そのものを守りたい場合，その保護は秘密分散の数学的性質に任せる．秘密分散は必ず使うものではなく，秘密を複数の物体に分けて分散保管したいときに選べる方法の一つである．たとえば128bitの復元用情報を，業界標準のSLIP-39[12]に準じて「3つの断片のうち2つで復元できる」形に分け，各断片を別々の日用品に符号化して離れた場所に置けば，1か所が破られても秘密は漏れない．復元した値の正しさは，秘密と対になる公開の検証値（公開鍵）との照合で確かめられる．公開鍵をあらかじめ紙や物体，公開の台帳に控えておけば，復元した値から計算し直して一致を見るだけで，正しく復元できたかを誰でも確かめられる． </w:t>
       </w:r>
     </w:p>
     <w:p>
@@ -3581,43 +2736,54 @@
         </w:rPr>
       </w:pPr>
       <w:r>
-        <w:rPr>
-          <w:rFonts w:hint="eastAsia"/>
-        </w:rPr>
-        <w:t>暗号の</w:t>
-      </w:r>
-      <w:r>
-        <w:rPr>
-          <w:rFonts w:hint="eastAsia"/>
-        </w:rPr>
-        <w:t>デコード</w:t>
-      </w:r>
-      <w:r>
-        <w:t>は，マイク入力の周波数分析からなる</w:t>
-      </w:r>
-      <w:r>
-        <w:t>Web</w:t>
-      </w:r>
-      <w:r>
-        <w:t>アプリで行い，ネットワークがなくても動作する．</w:t>
-      </w:r>
-      <w:r>
-        <w:rPr>
-          <w:rFonts w:hint="eastAsia"/>
-        </w:rPr>
-        <w:t>図</w:t>
-      </w:r>
-      <w:r>
-        <w:rPr>
-          <w:rFonts w:hint="eastAsia"/>
-        </w:rPr>
-        <w:t>X</w:t>
-      </w:r>
-      <w:r>
-        <w:rPr>
-          <w:rFonts w:hint="eastAsia"/>
-        </w:rPr>
-        <w:t>がその利用の様子である．</w:t>
+        <w:t>暗号のデコードは，マイク入力の周波数分析からなるWebアプリで行い，ネットワークがなくても動作する．図5がその利用の様子である．</w:t>
+      </w:r>
+    </w:p>
+    <w:p>
+      <w:pPr>
+        <w:jc w:val="center"/>
+      </w:pPr>
+      <w:r>
+        <w:drawing>
+          <wp:inline xmlns:a="http://schemas.openxmlformats.org/drawingml/2006/main" xmlns:pic="http://schemas.openxmlformats.org/drawingml/2006/picture">
+            <wp:extent cx="2808000" cy="3585600"/>
+            <wp:docPr id="5" name="Picture 5"/>
+            <wp:cNvGraphicFramePr>
+              <a:graphicFrameLocks noChangeAspect="1"/>
+            </wp:cNvGraphicFramePr>
+            <a:graphic>
+              <a:graphicData uri="http://schemas.openxmlformats.org/drawingml/2006/picture">
+                <pic:pic>
+                  <pic:nvPicPr>
+                    <pic:cNvPr id="0" name="fig5_decoder.png"/>
+                    <pic:cNvPicPr/>
+                  </pic:nvPicPr>
+                  <pic:blipFill>
+                    <a:blip r:embed="rId23"/>
+                    <a:stretch>
+                      <a:fillRect/>
+                    </a:stretch>
+                  </pic:blipFill>
+                  <pic:spPr>
+                    <a:xfrm>
+                      <a:off x="0" y="0"/>
+                      <a:ext cx="2808000" cy="3585600"/>
+                    </a:xfrm>
+                    <a:prstGeom prst="rect"/>
+                  </pic:spPr>
+                </pic:pic>
+              </a:graphicData>
+            </a:graphic>
+          </wp:inline>
+        </w:drawing>
+      </w:r>
+    </w:p>
+    <w:p>
+      <w:pPr>
+        <w:jc w:val="center"/>
+      </w:pPr>
+      <w:r>
+        <w:t>図5　復号ソフトの画面．吹いた音の周波数を解析し，検出した並びと復元した値を表示する．</w:t>
       </w:r>
     </w:p>
     <w:p>
@@ -3637,104 +2803,7 @@
         <w:ind w:firstLine="180"/>
       </w:pPr>
       <w:r>
-        <w:t>本手法の使い方は，運ぶ秘密の性質に応じて</w:t>
-      </w:r>
-      <w:r>
-        <w:t>3</w:t>
-      </w:r>
-      <w:r>
-        <w:t>つのプロファイルに整理できる（表</w:t>
-      </w:r>
-      <w:r>
-        <w:t>3</w:t>
-      </w:r>
-      <w:r>
-        <w:t>）．</w:t>
-      </w:r>
-      <w:r>
-        <w:rPr>
-          <w:rFonts w:hint="eastAsia"/>
-        </w:rPr>
-        <w:t>「</w:t>
-      </w:r>
-      <w:r>
-        <w:t>カジュアル</w:t>
-      </w:r>
-      <w:r>
-        <w:rPr>
-          <w:rFonts w:hint="eastAsia"/>
-        </w:rPr>
-        <w:t>」</w:t>
-      </w:r>
-      <w:r>
-        <w:t>では，暗証番号や合言葉のような記号の列をそのまま笛に対応させる．誤り訂正は付けず，読み損ねたら吹き直せばよい．暗証番号</w:t>
-      </w:r>
-      <w:r>
-        <w:t>4</w:t>
-      </w:r>
-      <w:r>
-        <w:t>記号なら基準笛込みで</w:t>
-      </w:r>
-      <w:r>
-        <w:t>5</w:t>
-      </w:r>
-      <w:r>
-        <w:t>本の小さな物体に収まる．</w:t>
-      </w:r>
-      <w:r>
-        <w:rPr>
-          <w:rFonts w:hint="eastAsia"/>
-        </w:rPr>
-        <w:t>「</w:t>
-      </w:r>
-      <w:r>
-        <w:t>標準</w:t>
-      </w:r>
-      <w:r>
-        <w:rPr>
-          <w:rFonts w:hint="eastAsia"/>
-        </w:rPr>
-        <w:t>」</w:t>
-      </w:r>
-      <w:r>
-        <w:t>では，秘密をバイト列として符号化し，検査用の笛を</w:t>
-      </w:r>
-      <w:r>
-        <w:t>2</w:t>
-      </w:r>
-      <w:r>
-        <w:t>本添えて数バイト程度の秘密を運ぶ．</w:t>
-      </w:r>
-      <w:r>
-        <w:rPr>
-          <w:rFonts w:hint="eastAsia"/>
-        </w:rPr>
-        <w:t>「</w:t>
-      </w:r>
-      <w:r>
-        <w:t>保管</w:t>
-      </w:r>
-      <w:r>
-        <w:rPr>
-          <w:rFonts w:hint="eastAsia"/>
-        </w:rPr>
-        <w:t>」</w:t>
-      </w:r>
-      <w:r>
-        <w:t>では，</w:t>
-      </w:r>
-      <w:r>
-        <w:t>128</w:t>
-      </w:r>
-      <w:r>
-        <w:t>ビット級の秘密を対象に検査用の笛を</w:t>
-      </w:r>
-      <w:r>
-        <w:t>4</w:t>
-      </w:r>
-      <w:r>
-        <w:lastRenderedPageBreak/>
-        <w:t>本以上とし，物体側の冗長によって経年変化にも備える．いずれのプロファイルでも，採用する笛の本数を変えるだけで同じしくみを使える．</w:t>
+        <w:t>本手法の使い方は，運ぶ秘密の性質に応じて3つのプロファイルに整理できる（表3）．「カジュアル」では，暗証番号や合言葉のような記号の列をそのまま笛に対応させる．誤り訂正は付けず，読み損ねたら吹き直せばよい．暗証番号4記号なら基準笛込みで5本の小さな物体に収まる．「標準」では，秘密をbyte列として符号化し，検査用の笛を2本添えて数byte程度の秘密を運ぶ．「保管」では，128bit級の秘密を対象に検査用の笛を4本以上とし，物体側の冗長によって経年変化にも備える．いずれのプロファイルでも，採用する笛の本数を変えるだけで同じしくみを使える．</w:t>
       </w:r>
     </w:p>
     <w:p>
@@ -4257,58 +3326,7 @@
         <w:ind w:firstLine="180"/>
       </w:pPr>
       <w:r>
-        <w:t>そのうえで主張する性質は次の</w:t>
-      </w:r>
-      <w:r>
-        <w:t>4</w:t>
-      </w:r>
-      <w:r>
-        <w:t>点である．</w:t>
-      </w:r>
-      <w:r>
-        <w:t>(1)</w:t>
-      </w:r>
-      <w:r>
-        <w:t>存在の分かりにくさ：この方式を知らない侵入者に対して，日用品への偽装は「どれを調べればよいか」の探索コストを引き上げる．方式を知っている標的型の探索者への効果は限定的であり，この点は今後，発見率の調査で定量化する予定である（</w:t>
-      </w:r>
-      <w:r>
-        <w:t>7</w:t>
-      </w:r>
-      <w:r>
-        <w:t>章）．</w:t>
-      </w:r>
-      <w:r>
-        <w:t>(2)</w:t>
-      </w:r>
-      <w:r>
-        <w:t>持ち物としての単純さ：物</w:t>
-      </w:r>
-      <w:r>
-        <w:t>体側に電子部品がないため，ネットワーク経由の攻撃やファームウェアの改ざんといった攻撃面がそもそも存在しない．また自分で製造できるため，製造業者に秘密を知られる問題</w:t>
-      </w:r>
-      <w:r>
-        <w:t>[14]</w:t>
-      </w:r>
-      <w:r>
-        <w:t>を構造的に避けられる．</w:t>
-      </w:r>
-      <w:r>
-        <w:t>(3)</w:t>
-      </w:r>
-      <w:r>
-        <w:t>正規の読み出しが目立つこと：正当な復元の手続きは音を伴うので，立会人の前で儀式として実行できる．これは無音で読み取られる光学タグ群</w:t>
-      </w:r>
-      <w:r>
-        <w:t>[3][4]</w:t>
-      </w:r>
-      <w:r>
-        <w:t>との対比であり，秘匿のしくみではなく手続きの性質である．</w:t>
-      </w:r>
-      <w:r>
-        <w:t>(4)</w:t>
-      </w:r>
-      <w:r>
-        <w:t>読み出しの手軽さ：正当な利用者は特別な機器なしに，息とスマートフォンだけで復元できる．</w:t>
+        <w:t>そのうえで主張する性質は次の4点である．(1)存在の分かりにくさ：この方式を知らない侵入者に対して，日用品への偽装は「どれを調べればよいか」の探索コストを引き上げる．方式を知っている標的型の探索者への効果は限定的であり，(2)持ち物としての単純さ：物体側に電子部品がないため，ネットワーク経由の攻撃やファームウェアの改ざんといった攻撃面がそもそも存在しない．また自分で製造できるため，製造業者に秘密を知られる問題[14]を構造的に避けられる．(3)正規の読み出しが目立つこと：正当な復元の手続きは音を伴うので，立会人の前で儀式として実行できる．これは無音で読み取られる光学タグ群[3][4]との対比であり，秘匿のしくみではなく手続きの性質である．(4)読み出しの手軽さ：正当な利用者は特別な機器なしに，息とスマートフォンだけで復元できる．</w:t>
       </w:r>
     </w:p>
     <w:p>
@@ -4784,31 +3802,7 @@
         <w:ind w:firstLine="160"/>
       </w:pPr>
       <w:r>
-        <w:t>表</w:t>
-      </w:r>
-      <w:r>
-        <w:t>5</w:t>
-      </w:r>
-      <w:r>
-        <w:t xml:space="preserve">　どの層がどれだけ秘密を守るか（守る力</w:t>
-      </w:r>
-      <w:r>
-        <w:t>n</w:t>
-      </w:r>
-      <w:r>
-        <w:t>ビット＝当てずっぽうで破るには</w:t>
-      </w:r>
-      <w:r>
-        <w:t>2</w:t>
-      </w:r>
-      <w:r>
-        <w:t>の</w:t>
-      </w:r>
-      <w:r>
-        <w:t>n</w:t>
-      </w:r>
-      <w:r>
-        <w:t>乗通りの試行が必要）</w:t>
+        <w:t>表5　どの層がどれだけ秘密を守るか（守る力nbit＝当てずっぽうで破るには2のn乗通りの試行が必要）</w:t>
       </w:r>
     </w:p>
     <w:tbl>
@@ -5652,19 +4646,7 @@
         <w:t>PETG</w:t>
       </w:r>
       <w:r>
-        <w:t>が，将来の候補ではなく実機で成立する正式な選択肢であることを実装として確かめられた．ただし</w:t>
-      </w:r>
-      <w:r>
-        <w:t>PETG</w:t>
-      </w:r>
-      <w:r>
-        <w:t>は</w:t>
-      </w:r>
-      <w:r>
-        <w:t>PLA</w:t>
-      </w:r>
-      <w:r>
-        <w:t>より基本周波数がやや低く出る傾向があり，半音ずれる個体も見られたため，素材ごとに独立した較正が今後必要である．</w:t>
+        <w:t>が，将来の候補ではなく実機で成立する正式な選択肢であることを実装として確かめられた．</w:t>
       </w:r>
     </w:p>
     <w:p>
@@ -5928,10 +4910,7 @@
         <w:ind w:left="392" w:hanging="392"/>
       </w:pPr>
       <w:r>
-        <w:t>128</w:t>
-      </w:r>
-      <w:r>
-        <w:t>ビットの復元用パスフレーズの保管（想定）</w:t>
+        <w:t>128bitの復元用パスフレーズの保管（想定）</w:t>
       </w:r>
     </w:p>
     <w:p>
@@ -5941,28 +4920,7 @@
         <w:ind w:firstLine="180"/>
       </w:pPr>
       <w:r>
-        <w:t>12</w:t>
-      </w:r>
-      <w:r>
-        <w:t>単語のシード相当の</w:t>
-      </w:r>
-      <w:r>
-        <w:t>128</w:t>
-      </w:r>
-      <w:r>
-        <w:t>ビットを，多数の笛としてシンプルな箱の底面に埋め込む使い方を想定している．求める強度に応じて笛の本数（</w:t>
-      </w:r>
-      <w:r>
-        <w:t>128</w:t>
-      </w:r>
-      <w:r>
-        <w:t>ビットなら約</w:t>
-      </w:r>
-      <w:r>
-        <w:t>40</w:t>
-      </w:r>
-      <w:r>
-        <w:t>本）を選び，自由に配置する．金庫のように「ここに価値がある」と宣言せず，日常に紛れさせる点が特徴である．これは本手法の容量の上限を，実用の形で示す到達目標である．</w:t>
+        <w:t>12単語のシード相当の128bitを，多数の笛としてシンプルな箱の底面に埋め込む使い方を想定している．求める強度に応じて笛の本数（128bitなら約40本）を選び，自由に配置する．金庫のように「ここに価値がある」と宣言せず，日常に紛れさせる点が特徴である．これは本手法の容量の上限を，実用の形で示す到達目標である．</w:t>
       </w:r>
     </w:p>
     <w:p>
@@ -6018,77 +4976,7 @@
         <w:ind w:firstLine="180"/>
       </w:pPr>
       <w:r>
-        <w:t>本方式にはいくつかの限界がある．第一に，容量あたりの物量では金属板</w:t>
-      </w:r>
-      <w:r>
-        <w:t>1</w:t>
-      </w:r>
-      <w:r>
-        <w:t>枚や紙片に劣る．ただし日常のカ</w:t>
-      </w:r>
-      <w:r>
-        <w:lastRenderedPageBreak/>
-        <w:t>ジュアル用途は笛数本から</w:t>
-      </w:r>
-      <w:r>
-        <w:t>10</w:t>
-      </w:r>
-      <w:r>
-        <w:t>本で済むため，かさばりが問題になるのは</w:t>
-      </w:r>
-      <w:r>
-        <w:t>128</w:t>
-      </w:r>
-      <w:r>
-        <w:t>ビット級の保管に限られる．</w:t>
-      </w:r>
-      <w:r>
-        <w:rPr>
-          <w:rFonts w:hint="eastAsia"/>
-        </w:rPr>
-        <w:t>それについても，</w:t>
-      </w:r>
-      <w:r>
-        <w:t>6.4</w:t>
-      </w:r>
-      <w:r>
-        <w:rPr>
-          <w:rFonts w:hint="eastAsia"/>
-        </w:rPr>
-        <w:t>節で示したように</w:t>
-      </w:r>
-      <w:r>
-        <w:rPr>
-          <w:rFonts w:hint="eastAsia"/>
-        </w:rPr>
-        <w:t>日用品の中に</w:t>
-      </w:r>
-      <w:r>
-        <w:rPr>
-          <w:rFonts w:hint="eastAsia"/>
-        </w:rPr>
-        <w:t>大量の</w:t>
-      </w:r>
-      <w:r>
-        <w:rPr>
-          <w:rFonts w:hint="eastAsia"/>
-        </w:rPr>
-        <w:t>笛を埋め込む</w:t>
-      </w:r>
-      <w:r>
-        <w:rPr>
-          <w:rFonts w:hint="eastAsia"/>
-        </w:rPr>
-        <w:t>余地は比較的確保しやすいと考える．</w:t>
-      </w:r>
-      <w:r>
-        <w:rPr>
-          <w:rFonts w:hint="eastAsia"/>
-        </w:rPr>
-        <w:t>本</w:t>
-      </w:r>
-      <w:r>
-        <w:t>方式は容量あたりの効率ではなく，偽装のしやすさと読み出しの手軽さを買うための担体であり，性質の異なる予備手段の一つとして併用することが望ましい．第二に，複製が容易で読み取りの痕跡が残らないため，所有者は漏洩に気づけない．第三に，論文として方式を公開する以上，方式を知る攻撃者に対する存在の分かりにくさは限定的である．第四に，読み出しアプリとスマートフォンは信頼せざるを得ない部分であり，物体側に攻撃面がないという利点はソフトウェア側には及ばない．</w:t>
+        <w:t>本方式にはいくつかの限界がある．第一に，容量あたりの物量では金属板1枚や紙片に劣る．ただし日常のカジュアル用途は笛数本から10本で済むため，かさばりが問題になるのは128bit級の保管に限られる．それについても，6.4節で示したように日用品の中に大量の笛を埋め込む余地は比較的確保しやすいと考える．本方式は容量あたりの効率ではなく，偽装のしやすさと読み出しの手軽さを買うための担体であり，性質の異なる予備手段の一つとして併用することが望ましい．第二に，複製が容易で読み取りの痕跡が残らないため，所有者は漏洩に気づけない．第三に，論文として方式を公開する以上，方式を知る攻撃者に対する存在の分かりにくさは限定的である．第四に，読み出しアプリとスマートフォンは信頼せざるを得ない部分であり，物体側に攻撃面がないという利点はソフトウェア側には及ばない．</w:t>
       </w:r>
     </w:p>
     <w:p>
@@ -6437,19 +5325,7 @@
         <w:t>3D</w:t>
       </w:r>
       <w:r>
-        <w:t>プリントへの移行が将来の展望となる．なお，</w:t>
-      </w:r>
-      <w:r>
-        <w:t>PETG</w:t>
-      </w:r>
-      <w:r>
-        <w:t>は</w:t>
-      </w:r>
-      <w:r>
-        <w:t>PLA</w:t>
-      </w:r>
-      <w:r>
-        <w:t>より基本周波数がやや低く出る傾向があり，半音ずれる個体も見られたため，素材ごとに独立した較正表を用意することが今後の課題である．</w:t>
+        <w:t>プリントへの移行が将来の展望となる．</w:t>
       </w:r>
     </w:p>
     <w:p>
@@ -6469,37 +5345,7 @@
         <w:ind w:firstLine="180"/>
       </w:pPr>
       <w:r>
-        <w:t>秘密情報を日用品に埋め込んで管理するための，電源不要で自作できる</w:t>
-      </w:r>
-      <w:r>
-        <w:t>3D</w:t>
-      </w:r>
-      <w:r>
-        <w:t>プリントの笛「</w:t>
-      </w:r>
-      <w:r>
-        <w:t>CipherFlute</w:t>
-      </w:r>
-      <w:r>
-        <w:t>」を提案した．運べる情報量を笛の本数で選べるため，暗証番号のような気軽な用途から</w:t>
-      </w:r>
-      <w:r>
-        <w:t>128</w:t>
-      </w:r>
-      <w:r>
-        <w:t>ビットの鍵管理まで，同じしくみで幅広く扱える．音や物体の層には秘密を守る力がないことを明示し，秘密を守りたい場合は秘密分散に保護を一元化する誠実な脅威モデルのもとで，符号化・基準笛による自己補正・誤り訂正を含む設計を示した．小さな秘密を印刷して吹き，スマートフォンだけで復号・照合する通しの実証に成功し，</w:t>
-      </w:r>
-      <w:r>
-        <w:t>25.2 ℃</w:t>
-      </w:r>
-      <w:r>
-        <w:t>から</w:t>
-      </w:r>
-      <w:r>
-        <w:t>41.0 ℃</w:t>
-      </w:r>
-      <w:r>
-        <w:t>でも基準笛との比が半音の幅の内側に収まることを実測で確かめた．今後は，未実施の評価と，可聴域外の音や素材の選択肢を含めた実用化を進める．</w:t>
+        <w:t>秘密情報を日用品に埋め込んで管理するための，電源不要で自作できる3Dプリントの笛「CipherFlute」を提案した．運べる情報量を笛の本数で選べるため，暗証番号のような気軽な用途から128bitの鍵管理まで，同じしくみで幅広く扱える．音や物体の層には秘密を守る力がないことを明示し，秘密を守りたい場合は秘密分散に保護を一元化する誠実な脅威モデルのもとで，符号化・基準笛による自己補正・誤り訂正を含む設計を示した．小さな秘密を印刷して吹き，スマートフォンだけで復号・照合する通しの実証に成功し，25.2 ℃から41.0 ℃でも基準笛との比が半音の幅の内側に収まることを実測で確かめた．今後は，未実施の評価と，可聴域外の音や素材の選択肢を含めた実用化を進める．</w:t>
       </w:r>
     </w:p>
     <w:p>

--- a/paper/prev/cipherflute_wiss2026_v1.2_prev.docx
+++ b/paper/prev/cipherflute_wiss2026_v1.2_prev.docx
@@ -393,7 +393,7 @@
         <w:ind w:firstLine="180"/>
       </w:pPr>
       <w:r>
-        <w:t>本手法で運べる情報量は，用途に応じて選ぶことができる．暗証番号や合言葉，贈り物やイベントの合図，体験型のセキュリティ教育といった少ないbit数で足りるカジュアルな利用シーンでは，，笛数本から10本程度の小さな構成で足りる．人が記憶して使うパスワードの実効的な情報量も数十bit程度に留まる．一方で，128bitのリカバリーシードを保管することも可能であり，約40本の笛でエンコーディングできる（3章）．このように，気軽な暗証番号から本格的な鍵管理まで，同じしくみを幅広く気軽に使える点が本手法の特徴である．</w:t>
+        <w:t>本手法で運べる情報量は，用途に応じて選ぶことができる．暗証番号や合言葉，贈り物やイベントの合図，体験型のセキュリティ教育といった少ないbit数で足りるカジュアルな利用シーンでは，笛数本から10本程度の小さな構成で足りる．人が記憶して使うパスワードの実効的な情報量も数十bit程度に留まる．一方で，128bitのリカバリーシードを保管することも可能であり，約40本の笛でエンコーディングできる（3章）．このように，気軽な暗証番号から本格的な鍵管理まで，同じしくみを幅広く気軽に使える点が本手法の特徴である．</w:t>
       </w:r>
     </w:p>
     <w:p>
@@ -483,8 +483,7 @@
         <w:gridCol w:w="893"/>
         <w:gridCol w:w="749"/>
         <w:gridCol w:w="835"/>
-        <w:gridCol w:w="662"/>
-        <w:gridCol w:w="70"/>
+        <w:gridCol w:w="732"/>
         <w:tblGridChange w:id="73">
           <w:tblGrid>
             <w:gridCol w:w="1181"/>
@@ -834,7 +833,6 @@
         <w:tc>
           <w:tcPr>
             <w:tcW w:w="732" w:type="dxa"/>
-            <w:gridSpan w:val="2"/>
             <w:tcPrChange w:id="80" w:author="栗原　一貴" w:date="2026-07-24T09:31:00Z" w16du:dateUtc="2026-07-24T00:31:00Z">
               <w:tcPr>
                 <w:tcW w:w="662" w:type="dxa"/>
@@ -973,7 +971,6 @@
         <w:tc>
           <w:tcPr>
             <w:tcW w:w="732" w:type="dxa"/>
-            <w:gridSpan w:val="2"/>
             <w:tcPrChange w:id="87" w:author="栗原　一貴" w:date="2026-07-24T09:31:00Z" w16du:dateUtc="2026-07-24T00:31:00Z">
               <w:tcPr>
                 <w:tcW w:w="662" w:type="dxa"/>
@@ -1118,7 +1115,6 @@
         <w:tc>
           <w:tcPr>
             <w:tcW w:w="732" w:type="dxa"/>
-            <w:gridSpan w:val="2"/>
             <w:tcPrChange w:id="94" w:author="栗原　一貴" w:date="2026-07-24T09:31:00Z" w16du:dateUtc="2026-07-24T00:31:00Z">
               <w:tcPr>
                 <w:tcW w:w="662" w:type="dxa"/>
@@ -1263,7 +1259,6 @@
         <w:tc>
           <w:tcPr>
             <w:tcW w:w="732" w:type="dxa"/>
-            <w:gridSpan w:val="2"/>
             <w:tcPrChange w:id="101" w:author="栗原　一貴" w:date="2026-07-24T09:31:00Z" w16du:dateUtc="2026-07-24T00:31:00Z">
               <w:tcPr>
                 <w:tcW w:w="662" w:type="dxa"/>
@@ -1396,7 +1391,6 @@
         <w:tc>
           <w:tcPr>
             <w:tcW w:w="732" w:type="dxa"/>
-            <w:gridSpan w:val="2"/>
             <w:tcPrChange w:id="108" w:author="栗原　一貴" w:date="2026-07-24T09:31:00Z" w16du:dateUtc="2026-07-24T00:31:00Z">
               <w:tcPr>
                 <w:tcW w:w="662" w:type="dxa"/>
@@ -1541,7 +1535,6 @@
         <w:tc>
           <w:tcPr>
             <w:tcW w:w="732" w:type="dxa"/>
-            <w:gridSpan w:val="2"/>
             <w:tcPrChange w:id="115" w:author="栗原　一貴" w:date="2026-07-24T09:31:00Z" w16du:dateUtc="2026-07-24T00:31:00Z">
               <w:tcPr>
                 <w:tcW w:w="662" w:type="dxa"/>
@@ -1680,7 +1673,6 @@
         <w:tc>
           <w:tcPr>
             <w:tcW w:w="732" w:type="dxa"/>
-            <w:gridSpan w:val="2"/>
             <w:tcPrChange w:id="122" w:author="栗原　一貴" w:date="2026-07-24T09:31:00Z" w16du:dateUtc="2026-07-24T00:31:00Z">
               <w:tcPr>
                 <w:tcW w:w="662" w:type="dxa"/>
@@ -1817,7 +1809,6 @@
         <w:tc>
           <w:tcPr>
             <w:tcW w:w="732" w:type="dxa"/>
-            <w:gridSpan w:val="2"/>
             <w:tcPrChange w:id="129" w:author="栗原　一貴" w:date="2026-07-24T09:31:00Z" w16du:dateUtc="2026-07-24T00:31:00Z">
               <w:tcPr>
                 <w:tcW w:w="662" w:type="dxa"/>
@@ -2052,7 +2043,7 @@
         <w:ind w:firstLine="180"/>
       </w:pPr>
       <w:r>
-        <w:t>読み取りの語彙は，あらかじめ決めた音の高さの置き場（以下スロット）である．どのスロットで鳴るかで，笛1本が1つの数字を表す．厚壁ヘッドで安定して鳴る音域は，下がF#6（約1480 Hz），上がF#7（約2960 Hz）までである．この音域を半音（100セント）刻みで割ると，スロットは13個になる．較正用の13本を室温で測ると全部が発音し，隣り合う音の間隔は平均でちょうど100セントであった．笛1本が13通りの13進数の数字を表すので，1本あたり約3.7bitを運ぶ．スロット数の13は素数であり，後述の誤り訂正の計算の土台とちょうど1対1で対応する（3.4節）．</w:t>
+        <w:t>読み取りの語彙は，あらかじめ決めた音の高さの置き場（以下スロット）である．どのスロットで鳴るかで，笛1本が1つの数字を表す．厚壁ヘッドで安定して鳴る音域は，下がF#6（約1480 Hz），上がF#7（約2960 Hz）までである．この音域を半音（100セント）刻みで割ると，スロットは13個になる．較正用の13本を室温で測ると全部が発音し，隣り合う音の間隔は平均でちょうど100セントであった．笛1本が13通りの13進数の数字を表すので，1本あたり約3.7bitを運ぶ．スロット数の13は素数であり，後述の誤り訂正の計算の土台とちょうど1対1で対応する（3.4節）．なお，笛の造形方式によっては低音側の数本が安定して鳴らないことがあり，その場合は音域を狭めて11スロット（G#6からF#7）で運用する．11も素数なので，同じ枠組みをそのまま使える．</w:t>
       </w:r>
     </w:p>
     <w:p>
@@ -2512,19 +2503,17 @@
               <w:rPr>
                 <w:sz w:val="15"/>
               </w:rPr>
-              <w:t>約</w:t>
-            </w:r>
-            <w:r>
-              <w:rPr>
-                <w:sz w:val="15"/>
-              </w:rPr>
-              <w:t>13</w:t>
-            </w:r>
-            <w:r>
-              <w:rPr>
-                <w:sz w:val="15"/>
-              </w:rPr>
-              <w:t>ビット</w:t>
+              <w:t>約13bit</w:t>
+            </w:r>
+            <w:r>
+              <w:rPr>
+                <w:sz w:val="15"/>
+              </w:rPr>
+            </w:r>
+            <w:r>
+              <w:rPr>
+                <w:sz w:val="15"/>
+              </w:rPr>
             </w:r>
           </w:p>
         </w:tc>
@@ -2586,7 +2575,7 @@
               <w:rPr>
                 <w:sz w:val="15"/>
               </w:rPr>
-              <w:t>数十ビット</w:t>
+              <w:t>数十bit</w:t>
             </w:r>
           </w:p>
         </w:tc>
@@ -2626,13 +2615,12 @@
               <w:rPr>
                 <w:sz w:val="15"/>
               </w:rPr>
-              <w:t>128</w:t>
-            </w:r>
-            <w:r>
-              <w:rPr>
-                <w:sz w:val="15"/>
-              </w:rPr>
-              <w:t>ビットの復元用情報</w:t>
+              <w:t>128bitの復元用情報</w:t>
+            </w:r>
+            <w:r>
+              <w:rPr>
+                <w:sz w:val="15"/>
+              </w:rPr>
             </w:r>
           </w:p>
         </w:tc>
@@ -2648,13 +2636,12 @@
               <w:rPr>
                 <w:sz w:val="15"/>
               </w:rPr>
-              <w:t>128</w:t>
-            </w:r>
-            <w:r>
-              <w:rPr>
-                <w:sz w:val="15"/>
-              </w:rPr>
-              <w:t>ビット</w:t>
+              <w:t>128bit</w:t>
+            </w:r>
+            <w:r>
+              <w:rPr>
+                <w:sz w:val="15"/>
+              </w:rPr>
             </w:r>
           </w:p>
         </w:tc>
@@ -2736,7 +2723,7 @@
         </w:rPr>
       </w:pPr>
       <w:r>
-        <w:t>暗号のデコードは，マイク入力の周波数分析からなるWebアプリで行い，ネットワークがなくても動作する．図5がその利用の様子である．</w:t>
+        <w:t>暗号のデコードは，マイク入力の周波数分析からなるWebアプリで行い，ネットワークがなくても動作する．図4がその利用の様子である．</w:t>
       </w:r>
     </w:p>
     <w:p>
@@ -2783,7 +2770,7 @@
         <w:jc w:val="center"/>
       </w:pPr>
       <w:r>
-        <w:t>図5　復号ソフトの画面．吹いた音の周波数を解析し，検出した並びと復元した値を表示する．</w:t>
+        <w:t>図4　復号ソフトの画面．吹いた音の周波数を解析し，検出した並びと復元した値を表示する．</w:t>
       </w:r>
     </w:p>
     <w:p>
@@ -3141,13 +3128,13 @@
               <w:rPr>
                 <w:sz w:val="15"/>
               </w:rPr>
-              <w:t>128</w:t>
-            </w:r>
-            <w:r>
-              <w:rPr>
-                <w:sz w:val="15"/>
-              </w:rPr>
-              <w:t>ビット級＝約</w:t>
+              <w:t>128bit級</w:t>
+            </w:r>
+            <w:r>
+              <w:rPr>
+                <w:sz w:val="15"/>
+              </w:rPr>
+              <w:t>＝約</w:t>
             </w:r>
             <w:r>
               <w:rPr>
@@ -3185,100 +3172,7 @@
         <w:rPr>
           <w:rFonts w:hint="eastAsia"/>
         </w:rPr>
-        <w:t>笛の</w:t>
-      </w:r>
-      <w:r>
-        <w:t>素材</w:t>
-      </w:r>
-      <w:r>
-        <w:rPr>
-          <w:rFonts w:hint="eastAsia"/>
-        </w:rPr>
-        <w:t>について</w:t>
-      </w:r>
-      <w:r>
-        <w:t>，</w:t>
-      </w:r>
-      <w:r>
-        <w:t>食品接触に適合していて扱いが容易な</w:t>
-      </w:r>
-      <w:r>
-        <w:t>Bambu Lab PLA Pure</w:t>
-      </w:r>
-      <w:r>
-        <w:t>でプロトタイピング</w:t>
-      </w:r>
-      <w:r>
-        <w:rPr>
-          <w:rFonts w:hint="eastAsia"/>
-        </w:rPr>
-        <w:t>した．</w:t>
-      </w:r>
-      <w:r>
-        <w:t>吹き込み口が口に触れること，不透明であるため管が透けて見えず偽装の観点でも都合がよいこと，そして安定して造形できていることが，この素材を標準とする理由である．より長期の保管に対しては，</w:t>
-      </w:r>
-      <w:r>
-        <w:t>PETG</w:t>
-      </w:r>
-      <w:r>
-        <w:t>が正式な選択肢となる．</w:t>
-      </w:r>
-      <w:r>
-        <w:t>PETG</w:t>
-      </w:r>
-      <w:r>
-        <w:t>でも問題なく造形でき，加水分解や紫外線への耐性の観点から</w:t>
-      </w:r>
-      <w:r>
-        <w:t>PLA</w:t>
-      </w:r>
-      <w:r>
-        <w:t>より優れているため，年単位で保管したい用途には</w:t>
-      </w:r>
-      <w:r>
-        <w:t>PETG</w:t>
-      </w:r>
-      <w:r>
-        <w:t>を選ぶとよい．さらに耐火性や超長期の保存まで求める場合には，金属</w:t>
-      </w:r>
-      <w:r>
-        <w:t>3D</w:t>
-      </w:r>
-      <w:r>
-        <w:t>プリントへの移行が将来の展望となる．笛は</w:t>
-      </w:r>
-      <w:r>
-        <w:rPr>
-          <w:rFonts w:hint="eastAsia"/>
-        </w:rPr>
-        <w:t>日用品に</w:t>
-      </w:r>
-      <w:r>
-        <w:t>融合でき，</w:t>
-      </w:r>
-      <w:r>
-        <w:rPr>
-          <w:rFonts w:hint="eastAsia"/>
-        </w:rPr>
-        <w:t>息の</w:t>
-      </w:r>
-      <w:r>
-        <w:t>吹き込み口と音の出る窓</w:t>
-      </w:r>
-      <w:r>
-        <w:rPr>
-          <w:rFonts w:hint="eastAsia"/>
-        </w:rPr>
-        <w:t>だけが外部に見える形となる</w:t>
-      </w:r>
-      <w:r>
-        <w:t>．印刷は家庭用の</w:t>
-      </w:r>
-      <w:r>
-        <w:t>3D</w:t>
-      </w:r>
-      <w:r>
-        <w:t>プリンタで完結する．なお，印刷データには秘密がそのまま載るため，スライスと印刷はネットワークから切り離した自分の環境で行うことを推奨する．</w:t>
+        <w:t>笛の素材について，食品接触に適合していて扱いが容易なBambu Lab PLA Pureでプロトタイピングした．吹き込み口が口に触れること，不透明であるため管が透けて見えず偽装の観点でも都合がよいこと，そして安定して造形できていることが，この素材を標準とする理由である．より長期の保管に対しては，PETGが正式な選択肢となる．PETGでも問題なく造形でき，加水分解や紫外線への耐性の観点からPLAより優れているため，年単位で保管したい用途にはPETGを選ぶとよい．さらに耐火性や超長期の保存まで求める場合には，金属3Dプリントへの移行が将来の展望となる．笛は日用品に融合でき，息の吹き込み口と音の出る窓だけが外部に見える形となる．笛を寝かせたまま長軸まわりに回しても音の高さが変わらないことは実測しており（5章），ホストの形に合わせて窓の向きを選べる．印刷は家庭用の3Dプリンタで完結する．なお，印刷データには秘密がそのまま載るため，スライスと印刷はネットワークから切り離した自分の環境で行うことを推奨する．</w:t>
       </w:r>
     </w:p>
     <w:p>
@@ -4174,19 +4068,7 @@
         <w:ind w:firstLine="180"/>
       </w:pPr>
       <w:r>
-        <w:t>本章では，現時点で実機による実測が済んでいる</w:t>
-      </w:r>
-      <w:r>
-        <w:t>3</w:t>
-      </w:r>
-      <w:r>
-        <w:t>つの結果を報告する．すなわち，較正と音域の確定，気温に対する頑健性，および印刷から復元までの通しの実証である．未実施の評価は，</w:t>
-      </w:r>
-      <w:r>
-        <w:t>7</w:t>
-      </w:r>
-      <w:r>
-        <w:t>章に今後の課題として整理する．</w:t>
+        <w:t>本章では，現時点で実機による実測が済んでいる4つの結果を報告する．すなわち，較正と音域の確定，気温に対する頑健性，印刷から復元までの通しの実証，および印刷の向きの自由度である．未実施の評価は，7章に今後の課題として整理する．</w:t>
       </w:r>
     </w:p>
     <w:p>
@@ -4230,13 +4112,11 @@
         <w:t xml:space="preserve">e = −11.81 </w:t>
       </w:r>
       <w:r>
-        <w:t>を得た．初期の予備測定（図</w:t>
-      </w:r>
-      <w:r>
-        <w:t>4</w:t>
-      </w:r>
-      <w:r>
-        <w:t>）では，狙った音の笛</w:t>
+        <w:t>を得た．初期の予備測定（図5）</w:t>
+      </w:r>
+      <w:r/>
+      <w:r>
+        <w:t>では，狙った音の笛</w:t>
       </w:r>
       <w:r>
         <w:t>9</w:t>
@@ -4362,13 +4242,11 @@
         <w:ind w:firstLine="160"/>
       </w:pPr>
       <w:r>
-        <w:t>図</w:t>
-      </w:r>
-      <w:r>
-        <w:t>4</w:t>
-      </w:r>
-      <w:r>
-        <w:t xml:space="preserve">　予備測定（実測）．左：</w:t>
+        <w:t>図5　予備測定（実測）．</w:t>
+      </w:r>
+      <w:r/>
+      <w:r>
+        <w:t>左：</w:t>
       </w:r>
       <w:r>
         <w:t>9</w:t>
@@ -4651,6 +4529,56 @@
     </w:p>
     <w:p>
       <w:pPr>
+        <w:pStyle w:val="2"/>
+        <w:spacing w:before="120" w:after="60"/>
+        <w:ind w:left="392" w:hanging="392"/>
+      </w:pPr>
+      <w:r>
+        <w:t>印刷の向きの自由度</w:t>
+      </w:r>
+    </w:p>
+    <w:p>
+      <w:pPr>
+        <w:pStyle w:val="ad"/>
+        <w:spacing w:line="260" w:lineRule="exact"/>
+        <w:ind w:firstLine="180"/>
+      </w:pPr>
+      <w:r>
+        <w:t>日用品に埋め込むには，ホストの形に合わせて笛の向きを選べることが望ましい．そこで，音の出る窓が真上を向く従来の向きを0度とし，笛を寝かせたまま長軸まわりに回した角度を変えて，造形と発音を比べた．同一の土台の右側面，左側面，上面に，同じ音（C7）の笛を1本ずつ接した試験片を1回で印刷し，上面の1本を従来の向きの対照とした．3本が同じ印刷条件で得られるため，全部が鳴らなければ向き以外に原因があり，対照だけが鳴れば向きの問題であると切り分けられる．</w:t>
+      </w:r>
+    </w:p>
+    <w:p>
+      <w:pPr>
+        <w:pStyle w:val="ad"/>
+        <w:spacing w:line="260" w:lineRule="exact"/>
+        <w:ind w:firstLine="180"/>
+      </w:pPr>
+      <w:r>
+        <w:t>結果として，0度と±90度の3本すべてが鳴った．基音の平均は，対照が2180.0 Hz，窓が水平に開く2本が2177.0 Hzと2180.0 Hzであり，対照との差はそれぞれ−2.4セントと0セントであった．対照そのものも2回の吹鳴で9.5セントばらついており，向きによる差はこのばらつきに埋もれる．スロットの刻みは半音（100セント）であるから，読み取りには影響しない大きさである．</w:t>
+      </w:r>
+    </w:p>
+    <w:p>
+      <w:pPr>
+        <w:pStyle w:val="ad"/>
+        <w:spacing w:line="260" w:lineRule="exact"/>
+        <w:ind w:firstLine="180"/>
+      </w:pPr>
+      <w:r>
+        <w:t>一方，窓が水平に開く2本は，わずかに強い息を要し，音がやや濁って聞こえた．スペクトルを見ると，第3のピークが，対照では基音の2.99倍から3.00倍であるのに対し，水平の2本では3.09倍から3.13倍と，本来の3倍より50セントから70セント高い側へずれていた．基音と第2のピークは正常であり，濁りは高次のモードだけが整数比から外れることに由来すると考えられる．復号が読むのは基音だけであるため，この非整数化は読み取りに影響しない．</w:t>
+      </w:r>
+    </w:p>
+    <w:p>
+      <w:pPr>
+        <w:pStyle w:val="ad"/>
+        <w:spacing w:line="260" w:lineRule="exact"/>
+        <w:ind w:firstLine="180"/>
+      </w:pPr>
+      <w:r>
+        <w:t>したがって，埋め込みに使える向きは，窓が上，右，左の3方向に広がった．窓と吹き込み口が外気に開いてさえいれば，ホストの都合に合わせて笛を90度ずつ回してよい．窓が下を向く向きや中間の角度については，同じ設計で角度を掃引する試験片を用意しており，検証を進めている．</w:t>
+      </w:r>
+    </w:p>
+    <w:p>
+      <w:pPr>
         <w:pStyle w:val="1"/>
         <w:spacing w:after="60"/>
         <w:ind w:left="431" w:hanging="431"/>
@@ -4744,7 +4672,7 @@
         <w:ind w:left="392" w:hanging="392"/>
       </w:pPr>
       <w:r>
-        <w:t>スプールへの放射状埋め込み（作成中）</w:t>
+        <w:t>スプールへの放射状埋め込み（実装済み）</w:t>
       </w:r>
     </w:p>
     <w:p>
@@ -4757,7 +4685,7 @@
         <w:t>3D</w:t>
       </w:r>
       <w:r>
-        <w:t>プリンタのフィラメントを巻くスプールの円盤に，笛を放射状に埋め込む案を作成中である．スプールを回しながら，外周に並んだ吹き込み口を順に吹くと，演奏するように秘密を読み出せる．ありふれた道具に秘密を溶け込ませ，日常の中に隠す例である．</w:t>
+        <w:t>プリンタのフィラメントを巻くスプールの円盤に，笛を放射状に埋め込んだ．スプールを回しながら，外周に並んだ吹き込み口を順に吹くと，演奏するように秘密を読み出せる．ありふれた道具に秘密を溶け込ませ，日常の中に隠す例である．</w:t>
       </w:r>
     </w:p>
     <w:p>
@@ -4858,26 +4786,14 @@
         <w:t>2</w:t>
       </w:r>
       <w:r>
-        <w:t>人がそろわないと開けられない」という関係性を，物のかたちで表現する例である．各ハートは約</w:t>
-      </w:r>
-      <w:r>
-        <w:t>25×32×7 mm</w:t>
-      </w:r>
-      <w:r>
-        <w:t>で，</w:t>
-      </w:r>
-      <w:r>
-        <w:t>7 mm</w:t>
-      </w:r>
-      <w:r>
-        <w:t>厚の中に</w:t>
-      </w:r>
-      <w:r>
-        <w:t>4 mm</w:t>
-      </w:r>
-      <w:r>
-        <w:t>の笛を埋め込める．</w:t>
-      </w:r>
+        <w:t>人がそろわないと開けられない」という関係性を，物のかたちで表現する例である．各ハートは原型が約25×32×7 mmであり，笛が収まる大きさに拡大して用いる．</w:t>
+      </w:r>
+      <w:r/>
+      <w:r/>
+      <w:r/>
+      <w:r/>
+      <w:r/>
+      <w:r/>
       <w:r>
         <w:t>1</w:t>
       </w:r>
@@ -5027,7 +4943,7 @@
         <w:rPr>
           <w:rFonts w:hint="eastAsia"/>
         </w:rPr>
-        <w:t>複数の笛の同時に鳴らす</w:t>
+        <w:t>複数の笛を同時に鳴らす</w:t>
       </w:r>
     </w:p>
     <w:p>
